--- a/public/gallery/examples/ux-designer/zh-hant-tw/resume.docx
+++ b/public/gallery/examples/ux-designer/zh-hant-tw/resume.docx
@@ -66,7 +66,7 @@
         </w:rPr>
         <w:t xml:space="preserve">📧 </w:t>
       </w:r>
-      <w:hyperlink w:history="1" r:id="rIdxw3vmvzrdn9cmxfyiakg-">
+      <w:hyperlink w:history="1" r:id="rIdmocilr0zi6ydgysvn3snq">
         <w:r>
           <w:rPr>
             <w:sz w:val="18"/>
@@ -89,7 +89,7 @@
         </w:rPr>
         <w:t xml:space="preserve">🔗 </w:t>
       </w:r>
-      <w:hyperlink w:history="1" r:id="rIddjlgblenbo5hpe5dbafet">
+      <w:hyperlink w:history="1" r:id="rIdu1mhemvpcgruhc0us2meg">
         <w:r>
           <w:rPr>
             <w:sz w:val="18"/>
@@ -124,7 +124,7 @@
         <w:spacing w:after="200" w:line="276"/>
         <w:jc w:val="center"/>
       </w:pPr>
-      <w:hyperlink w:history="1" r:id="rIdmytexwsfviqxsqxmndklx">
+      <w:hyperlink w:history="1" r:id="rIdyphe3lobvsdffaygjzcv4">
         <w:r>
           <w:rPr>
             <w:sz w:val="18"/>
@@ -140,7 +140,7 @@
         </w:rPr>
         <w:t xml:space="preserve"> • </w:t>
       </w:r>
-      <w:hyperlink w:history="1" r:id="rIdvgotikdge8dsm5npxqael">
+      <w:hyperlink w:history="1" r:id="rIdmxfzk3vw_94vsgfc-8-wp">
         <w:r>
           <w:rPr>
             <w:sz w:val="18"/>
@@ -156,7 +156,7 @@
         </w:rPr>
         <w:t xml:space="preserve"> • </w:t>
       </w:r>
-      <w:hyperlink w:history="1" r:id="rIdcqnpjj-svb2t-hzyauvif">
+      <w:hyperlink w:history="1" r:id="rIdocu56rp1uzwaumjsz3iem">
         <w:r>
           <w:rPr>
             <w:sz w:val="18"/>
@@ -315,7 +315,7 @@
         </w:rPr>
         <w:t xml:space="preserve">	</w:t>
       </w:r>
-      <w:hyperlink w:history="1" r:id="rIdscre0symaf7_ld-wepy4j">
+      <w:hyperlink w:history="1" r:id="rId3nzntwbn2g9o9igmmybqi">
         <w:r>
           <w:rPr>
             <w:sz w:val="18"/>
@@ -440,7 +440,7 @@
         </w:rPr>
         <w:t xml:space="preserve">	</w:t>
       </w:r>
-      <w:hyperlink w:history="1" r:id="rIdyjf8yotyv-hq4g1le0u9t">
+      <w:hyperlink w:history="1" r:id="rIdne-xfurr3hg_tj44618dw">
         <w:r>
           <w:rPr>
             <w:sz w:val="18"/>
@@ -584,7 +584,7 @@
         </w:rPr>
         <w:t xml:space="preserve">	</w:t>
       </w:r>
-      <w:hyperlink w:history="1" r:id="rIdjjwrfghagibdfcfzmqj-9">
+      <w:hyperlink w:history="1" r:id="rId8ay29eku9ucwc8bgg9g-j">
         <w:r>
           <w:rPr>
             <w:sz w:val="18"/>
@@ -747,7 +747,7 @@
         </w:rPr>
         <w:t xml:space="preserve">	</w:t>
       </w:r>
-      <w:hyperlink w:history="1" r:id="rIdph_vuwwneljq1-nhf9zij">
+      <w:hyperlink w:history="1" r:id="rIdplnec0uaaiq1yer9igyds">
         <w:r>
           <w:rPr>
             <w:sz w:val="18"/>
@@ -910,7 +910,7 @@
         </w:rPr>
         <w:t xml:space="preserve">	</w:t>
       </w:r>
-      <w:hyperlink w:history="1" r:id="rIdgqpdlxwblbnzepbwkuoyf">
+      <w:hyperlink w:history="1" r:id="rIdewkhqhlnumfhgptjc7pjp">
         <w:r>
           <w:rPr>
             <w:sz w:val="18"/>
@@ -1378,7 +1378,7 @@
         </w:rPr>
         <w:t xml:space="preserve">	</w:t>
       </w:r>
-      <w:hyperlink w:history="1" r:id="rIdnxquttxgu1dp1ue-nkj8d">
+      <w:hyperlink w:history="1" r:id="rIdhmk69vn4kfc-8l6yttsxg">
         <w:r>
           <w:rPr>
             <w:sz w:val="18"/>
@@ -1444,7 +1444,7 @@
         </w:rPr>
         <w:t xml:space="preserve">	</w:t>
       </w:r>
-      <w:hyperlink w:history="1" r:id="rIdd_7qtk37vc81cflucquil">
+      <w:hyperlink w:history="1" r:id="rIdcjctgpgem2daswfcl9paq">
         <w:r>
           <w:rPr>
             <w:sz w:val="18"/>
@@ -1529,7 +1529,7 @@
         </w:rPr>
         <w:t xml:space="preserve">	</w:t>
       </w:r>
-      <w:hyperlink w:history="1" r:id="rIdfuduyyntxslqxcruvzcvg">
+      <w:hyperlink w:history="1" r:id="rId_iudfscss9i6ass415w7y">
         <w:r>
           <w:rPr>
             <w:sz w:val="18"/>
@@ -1626,7 +1626,7 @@
         </w:rPr>
         <w:t xml:space="preserve">	</w:t>
       </w:r>
-      <w:hyperlink w:history="1" r:id="rIdzoo6ortwgz4_iz-xzktfo">
+      <w:hyperlink w:history="1" r:id="rIdqsdbspbhfft-kgpdzxxws">
         <w:r>
           <w:rPr>
             <w:sz w:val="18"/>
@@ -1770,7 +1770,7 @@
         </w:rPr>
         <w:t xml:space="preserve">	</w:t>
       </w:r>
-      <w:hyperlink w:history="1" r:id="rIdwbu-_zkhdmh__wg4drqjv">
+      <w:hyperlink w:history="1" r:id="rIdxi6tvkkkcjo0ycbrhpect">
         <w:r>
           <w:rPr>
             <w:sz w:val="18"/>
@@ -1994,7 +1994,7 @@
         </w:rPr>
         <w:t xml:space="preserve">	</w:t>
       </w:r>
-      <w:hyperlink w:history="1" r:id="rIdlbdb94or762zar4x4mfyh">
+      <w:hyperlink w:history="1" r:id="rIdf7natth-ww6qo-1qxx0sy">
         <w:r>
           <w:rPr>
             <w:sz w:val="18"/>
